--- a/tarefas/Nova pasta/lotes.docx
+++ b/tarefas/Nova pasta/lotes.docx
@@ -29,7 +29,15 @@
     </w:p>
     <w:p>
       <w:r>
-        <w:t xml:space="preserve">Se eu fosse o arquiteto responsável pela estabilização do Prazzu antes da produção, eu faria em </w:t>
+        <w:t xml:space="preserve">Se eu fosse o arquiteto responsável pela estabilização do </w:t>
+      </w:r>
+      <w:proofErr w:type="spellStart"/>
+      <w:r>
+        <w:t>Prazzu</w:t>
+      </w:r>
+      <w:proofErr w:type="spellEnd"/>
+      <w:r>
+        <w:t xml:space="preserve"> antes da produção, eu faria em </w:t>
       </w:r>
       <w:r>
         <w:rPr>
@@ -110,7 +118,7 @@
     <w:p>
       <w:r>
         <w:pict w14:anchorId="022E2E69">
-          <v:rect id="_x0000_i1121" style="width:0;height:1.5pt" o:hralign="center" o:hrstd="t" o:hr="t" fillcolor="#a0a0a0" stroked="f"/>
+          <v:rect id="_x0000_i1025" style="width:0;height:1.5pt" o:hralign="center" o:hrstd="t" o:hr="t" fillcolor="#a0a0a0" stroked="f"/>
         </w:pict>
       </w:r>
     </w:p>
@@ -174,7 +182,15 @@
         </w:numPr>
       </w:pPr>
       <w:r>
-        <w:t xml:space="preserve">todas as pages </w:t>
+        <w:t xml:space="preserve">todas as </w:t>
+      </w:r>
+      <w:proofErr w:type="spellStart"/>
+      <w:r>
+        <w:t>pages</w:t>
+      </w:r>
+      <w:proofErr w:type="spellEnd"/>
+      <w:r>
+        <w:t xml:space="preserve"> </w:t>
       </w:r>
     </w:p>
     <w:p>
@@ -185,7 +201,15 @@
         </w:numPr>
       </w:pPr>
       <w:r>
-        <w:t xml:space="preserve">todos os Resources </w:t>
+        <w:t xml:space="preserve">todos os </w:t>
+      </w:r>
+      <w:proofErr w:type="spellStart"/>
+      <w:r>
+        <w:t>Resources</w:t>
+      </w:r>
+      <w:proofErr w:type="spellEnd"/>
+      <w:r>
+        <w:t xml:space="preserve"> </w:t>
       </w:r>
     </w:p>
     <w:p>
@@ -217,8 +241,13 @@
           <w:numId w:val="2"/>
         </w:numPr>
       </w:pPr>
-      <w:r>
-        <w:t xml:space="preserve">Observers </w:t>
+      <w:proofErr w:type="spellStart"/>
+      <w:r>
+        <w:t>Observers</w:t>
+      </w:r>
+      <w:proofErr w:type="spellEnd"/>
+      <w:r>
+        <w:t xml:space="preserve"> </w:t>
       </w:r>
     </w:p>
     <w:p>
@@ -252,7 +281,15 @@
         </w:numPr>
       </w:pPr>
       <w:r>
-        <w:t xml:space="preserve">Console Commands </w:t>
+        <w:t xml:space="preserve">Console </w:t>
+      </w:r>
+      <w:proofErr w:type="spellStart"/>
+      <w:r>
+        <w:t>Commands</w:t>
+      </w:r>
+      <w:proofErr w:type="spellEnd"/>
+      <w:r>
+        <w:t xml:space="preserve"> </w:t>
       </w:r>
     </w:p>
     <w:p>
@@ -273,8 +310,13 @@
           <w:numId w:val="2"/>
         </w:numPr>
       </w:pPr>
-      <w:r>
-        <w:t xml:space="preserve">Notifications </w:t>
+      <w:proofErr w:type="spellStart"/>
+      <w:r>
+        <w:t>Notifications</w:t>
+      </w:r>
+      <w:proofErr w:type="spellEnd"/>
+      <w:r>
+        <w:t xml:space="preserve"> </w:t>
       </w:r>
     </w:p>
     <w:p>
@@ -284,8 +326,13 @@
           <w:numId w:val="2"/>
         </w:numPr>
       </w:pPr>
-      <w:r>
-        <w:t xml:space="preserve">Events </w:t>
+      <w:proofErr w:type="spellStart"/>
+      <w:r>
+        <w:t>Events</w:t>
+      </w:r>
+      <w:proofErr w:type="spellEnd"/>
+      <w:r>
+        <w:t xml:space="preserve"> </w:t>
       </w:r>
     </w:p>
     <w:p>
@@ -295,8 +342,13 @@
           <w:numId w:val="2"/>
         </w:numPr>
       </w:pPr>
-      <w:r>
-        <w:t xml:space="preserve">Listeners </w:t>
+      <w:proofErr w:type="spellStart"/>
+      <w:r>
+        <w:t>Listeners</w:t>
+      </w:r>
+      <w:proofErr w:type="spellEnd"/>
+      <w:r>
+        <w:t xml:space="preserve"> </w:t>
       </w:r>
     </w:p>
     <w:p>
@@ -317,8 +369,13 @@
           <w:numId w:val="2"/>
         </w:numPr>
       </w:pPr>
-      <w:r>
-        <w:t xml:space="preserve">Sidebar </w:t>
+      <w:proofErr w:type="spellStart"/>
+      <w:r>
+        <w:t>Sidebar</w:t>
+      </w:r>
+      <w:proofErr w:type="spellEnd"/>
+      <w:r>
+        <w:t xml:space="preserve"> </w:t>
       </w:r>
     </w:p>
     <w:p>
@@ -339,8 +396,13 @@
           <w:numId w:val="2"/>
         </w:numPr>
       </w:pPr>
-      <w:r>
-        <w:t xml:space="preserve">scheduler </w:t>
+      <w:proofErr w:type="spellStart"/>
+      <w:r>
+        <w:t>scheduler</w:t>
+      </w:r>
+      <w:proofErr w:type="spellEnd"/>
+      <w:r>
+        <w:t xml:space="preserve"> </w:t>
       </w:r>
     </w:p>
     <w:p>
@@ -361,8 +423,13 @@
           <w:numId w:val="2"/>
         </w:numPr>
       </w:pPr>
-      <w:r>
-        <w:t xml:space="preserve">storage </w:t>
+      <w:proofErr w:type="spellStart"/>
+      <w:r>
+        <w:t>storage</w:t>
+      </w:r>
+      <w:proofErr w:type="spellEnd"/>
+      <w:r>
+        <w:t xml:space="preserve"> </w:t>
       </w:r>
     </w:p>
     <w:p>
@@ -438,7 +505,7 @@
     <w:p>
       <w:r>
         <w:pict w14:anchorId="40B716EF">
-          <v:rect id="_x0000_i1122" style="width:0;height:1.5pt" o:hralign="center" o:hrstd="t" o:hr="t" fillcolor="#a0a0a0" stroked="f"/>
+          <v:rect id="_x0000_i1026" style="width:0;height:1.5pt" o:hralign="center" o:hrstd="t" o:hr="t" fillcolor="#a0a0a0" stroked="f"/>
         </w:pict>
       </w:r>
     </w:p>
@@ -459,7 +526,15 @@
     </w:p>
     <w:p>
       <w:r>
-        <w:t>Tudo relacionado ao deploy.</w:t>
+        <w:t xml:space="preserve">Tudo relacionado ao </w:t>
+      </w:r>
+      <w:proofErr w:type="spellStart"/>
+      <w:r>
+        <w:t>deploy</w:t>
+      </w:r>
+      <w:proofErr w:type="spellEnd"/>
+      <w:r>
+        <w:t>.</w:t>
       </w:r>
     </w:p>
     <w:p>
@@ -475,8 +550,13 @@
         <w:t>✔</w:t>
       </w:r>
       <w:r>
-        <w:t xml:space="preserve"> composer</w:t>
-      </w:r>
+        <w:t xml:space="preserve"> </w:t>
+      </w:r>
+      <w:proofErr w:type="spellStart"/>
+      <w:r>
+        <w:t>composer</w:t>
+      </w:r>
+      <w:proofErr w:type="spellEnd"/>
     </w:p>
     <w:p>
       <w:r>
@@ -509,8 +589,13 @@
         <w:t>✔</w:t>
       </w:r>
       <w:r>
-        <w:t xml:space="preserve"> .env</w:t>
-      </w:r>
+        <w:t xml:space="preserve"> .</w:t>
+      </w:r>
+      <w:proofErr w:type="spellStart"/>
+      <w:r>
+        <w:t>env</w:t>
+      </w:r>
+      <w:proofErr w:type="spellEnd"/>
     </w:p>
     <w:p>
       <w:r>
@@ -520,8 +605,13 @@
         <w:t>✔</w:t>
       </w:r>
       <w:r>
-        <w:t xml:space="preserve"> config</w:t>
-      </w:r>
+        <w:t xml:space="preserve"> </w:t>
+      </w:r>
+      <w:proofErr w:type="spellStart"/>
+      <w:r>
+        <w:t>config</w:t>
+      </w:r>
+      <w:proofErr w:type="spellEnd"/>
     </w:p>
     <w:p>
       <w:r>
@@ -542,8 +632,13 @@
         <w:t>✔</w:t>
       </w:r>
       <w:r>
-        <w:t xml:space="preserve"> queue</w:t>
-      </w:r>
+        <w:t xml:space="preserve"> </w:t>
+      </w:r>
+      <w:proofErr w:type="spellStart"/>
+      <w:r>
+        <w:t>queue</w:t>
+      </w:r>
+      <w:proofErr w:type="spellEnd"/>
     </w:p>
     <w:p>
       <w:r>
@@ -553,8 +648,13 @@
         <w:t>✔</w:t>
       </w:r>
       <w:r>
-        <w:t xml:space="preserve"> scheduler</w:t>
-      </w:r>
+        <w:t xml:space="preserve"> </w:t>
+      </w:r>
+      <w:proofErr w:type="spellStart"/>
+      <w:r>
+        <w:t>scheduler</w:t>
+      </w:r>
+      <w:proofErr w:type="spellEnd"/>
     </w:p>
     <w:p>
       <w:r>
@@ -575,8 +675,13 @@
         <w:t>✔</w:t>
       </w:r>
       <w:r>
-        <w:t xml:space="preserve"> storage</w:t>
-      </w:r>
+        <w:t xml:space="preserve"> </w:t>
+      </w:r>
+      <w:proofErr w:type="spellStart"/>
+      <w:r>
+        <w:t>storage</w:t>
+      </w:r>
+      <w:proofErr w:type="spellEnd"/>
     </w:p>
     <w:p>
       <w:r>
@@ -597,8 +702,13 @@
         <w:t>✔</w:t>
       </w:r>
       <w:r>
-        <w:t xml:space="preserve"> health</w:t>
-      </w:r>
+        <w:t xml:space="preserve"> </w:t>
+      </w:r>
+      <w:proofErr w:type="spellStart"/>
+      <w:r>
+        <w:t>health</w:t>
+      </w:r>
+      <w:proofErr w:type="spellEnd"/>
     </w:p>
     <w:p>
       <w:r>
@@ -608,7 +718,15 @@
         <w:t>✔</w:t>
       </w:r>
       <w:r>
-        <w:t xml:space="preserve"> docker (se existir)</w:t>
+        <w:t xml:space="preserve"> </w:t>
+      </w:r>
+      <w:proofErr w:type="spellStart"/>
+      <w:r>
+        <w:t>docker</w:t>
+      </w:r>
+      <w:proofErr w:type="spellEnd"/>
+      <w:r>
+        <w:t xml:space="preserve"> (se existir)</w:t>
       </w:r>
     </w:p>
     <w:p>
@@ -619,7 +737,15 @@
         <w:t>✔</w:t>
       </w:r>
       <w:r>
-        <w:t xml:space="preserve"> nginx/apache</w:t>
+        <w:t xml:space="preserve"> </w:t>
+      </w:r>
+      <w:proofErr w:type="spellStart"/>
+      <w:r>
+        <w:t>nginx</w:t>
+      </w:r>
+      <w:proofErr w:type="spellEnd"/>
+      <w:r>
+        <w:t>/apache</w:t>
       </w:r>
     </w:p>
     <w:p>
@@ -652,8 +778,13 @@
         <w:t>✔</w:t>
       </w:r>
       <w:r>
-        <w:t xml:space="preserve"> timezone</w:t>
-      </w:r>
+        <w:t xml:space="preserve"> </w:t>
+      </w:r>
+      <w:proofErr w:type="spellStart"/>
+      <w:r>
+        <w:t>timezone</w:t>
+      </w:r>
+      <w:proofErr w:type="spellEnd"/>
     </w:p>
     <w:p>
       <w:r>
@@ -663,8 +794,13 @@
         <w:t>✔</w:t>
       </w:r>
       <w:r>
-        <w:t xml:space="preserve"> locale</w:t>
-      </w:r>
+        <w:t xml:space="preserve"> </w:t>
+      </w:r>
+      <w:proofErr w:type="spellStart"/>
+      <w:r>
+        <w:t>locale</w:t>
+      </w:r>
+      <w:proofErr w:type="spellEnd"/>
     </w:p>
     <w:p>
       <w:r>
@@ -696,8 +832,13 @@
         <w:t>✔</w:t>
       </w:r>
       <w:r>
-        <w:t xml:space="preserve"> filesystem</w:t>
-      </w:r>
+        <w:t xml:space="preserve"> </w:t>
+      </w:r>
+      <w:proofErr w:type="spellStart"/>
+      <w:r>
+        <w:t>filesystem</w:t>
+      </w:r>
+      <w:proofErr w:type="spellEnd"/>
     </w:p>
     <w:p>
       <w:r>
@@ -716,14 +857,19 @@
       </w:r>
     </w:p>
     <w:p>
-      <w:r>
-        <w:t>Artisan funcionando 100%.</w:t>
+      <w:proofErr w:type="spellStart"/>
+      <w:r>
+        <w:t>Artisan</w:t>
+      </w:r>
+      <w:proofErr w:type="spellEnd"/>
+      <w:r>
+        <w:t xml:space="preserve"> funcionando 100%.</w:t>
       </w:r>
     </w:p>
     <w:p>
       <w:r>
         <w:pict w14:anchorId="4AF7AFC9">
-          <v:rect id="_x0000_i1123" style="width:0;height:1.5pt" o:hralign="center" o:hrstd="t" o:hr="t" fillcolor="#a0a0a0" stroked="f"/>
+          <v:rect id="_x0000_i1027" style="width:0;height:1.5pt" o:hralign="center" o:hrstd="t" o:hr="t" fillcolor="#a0a0a0" stroked="f"/>
         </w:pict>
       </w:r>
     </w:p>
@@ -758,9 +904,11 @@
       </w:r>
     </w:p>
     <w:p>
+      <w:proofErr w:type="spellStart"/>
       <w:r>
         <w:t>schema</w:t>
       </w:r>
+      <w:proofErr w:type="spellEnd"/>
     </w:p>
     <w:p>
       <w:r>
@@ -769,9 +917,11 @@
       </w:r>
     </w:p>
     <w:p>
+      <w:proofErr w:type="spellStart"/>
       <w:r>
         <w:t>constraints</w:t>
       </w:r>
+      <w:proofErr w:type="spellEnd"/>
     </w:p>
     <w:p>
       <w:r>
@@ -779,9 +929,19 @@
       </w:r>
     </w:p>
     <w:p>
-      <w:r>
-        <w:t>foreign keys</w:t>
-      </w:r>
+      <w:proofErr w:type="spellStart"/>
+      <w:r>
+        <w:t>foreign</w:t>
+      </w:r>
+      <w:proofErr w:type="spellEnd"/>
+      <w:r>
+        <w:t xml:space="preserve"> </w:t>
+      </w:r>
+      <w:proofErr w:type="spellStart"/>
+      <w:r>
+        <w:t>keys</w:t>
+      </w:r>
+      <w:proofErr w:type="spellEnd"/>
     </w:p>
     <w:p>
       <w:r>
@@ -799,9 +959,19 @@
       </w:r>
     </w:p>
     <w:p>
-      <w:r>
-        <w:t>schema versionado</w:t>
-      </w:r>
+      <w:proofErr w:type="spellStart"/>
+      <w:r>
+        <w:t>schema</w:t>
+      </w:r>
+      <w:proofErr w:type="spellEnd"/>
+      <w:r>
+        <w:t xml:space="preserve"> </w:t>
+      </w:r>
+      <w:proofErr w:type="spellStart"/>
+      <w:r>
+        <w:t>versionado</w:t>
+      </w:r>
+      <w:proofErr w:type="spellEnd"/>
     </w:p>
     <w:p>
       <w:r>
@@ -809,13 +979,28 @@
       </w:r>
     </w:p>
     <w:p>
-      <w:r>
-        <w:t>health schema</w:t>
-      </w:r>
-    </w:p>
-    <w:p>
-      <w:r>
-        <w:t>seed básico</w:t>
+      <w:proofErr w:type="spellStart"/>
+      <w:r>
+        <w:t>health</w:t>
+      </w:r>
+      <w:proofErr w:type="spellEnd"/>
+      <w:r>
+        <w:t xml:space="preserve"> </w:t>
+      </w:r>
+      <w:proofErr w:type="spellStart"/>
+      <w:r>
+        <w:t>schema</w:t>
+      </w:r>
+      <w:proofErr w:type="spellEnd"/>
+    </w:p>
+    <w:p>
+      <w:proofErr w:type="spellStart"/>
+      <w:r>
+        <w:t>seed</w:t>
+      </w:r>
+      <w:proofErr w:type="spellEnd"/>
+      <w:r>
+        <w:t xml:space="preserve"> básico</w:t>
       </w:r>
     </w:p>
     <w:p>
@@ -831,7 +1016,7 @@
     <w:p>
       <w:r>
         <w:pict w14:anchorId="1B1F7E26">
-          <v:rect id="_x0000_i1124" style="width:0;height:1.5pt" o:hralign="center" o:hrstd="t" o:hr="t" fillcolor="#a0a0a0" stroked="f"/>
+          <v:rect id="_x0000_i1028" style="width:0;height:1.5pt" o:hralign="center" o:hrstd="t" o:hr="t" fillcolor="#a0a0a0" stroked="f"/>
         </w:pict>
       </w:r>
     </w:p>
@@ -871,9 +1056,11 @@
       </w:r>
     </w:p>
     <w:p>
+      <w:proofErr w:type="spellStart"/>
       <w:r>
         <w:t>Permissions</w:t>
       </w:r>
+      <w:proofErr w:type="spellEnd"/>
     </w:p>
     <w:p>
       <w:r>
@@ -881,9 +1068,11 @@
       </w:r>
     </w:p>
     <w:p>
+      <w:proofErr w:type="spellStart"/>
       <w:r>
         <w:t>canAccess</w:t>
       </w:r>
+      <w:proofErr w:type="spellEnd"/>
     </w:p>
     <w:p>
       <w:r>
@@ -891,9 +1080,11 @@
       </w:r>
     </w:p>
     <w:p>
+      <w:proofErr w:type="spellStart"/>
       <w:r>
         <w:t>tenant</w:t>
       </w:r>
+      <w:proofErr w:type="spellEnd"/>
     </w:p>
     <w:p>
       <w:r>
@@ -932,9 +1123,11 @@
       </w:r>
     </w:p>
     <w:p>
+      <w:proofErr w:type="spellStart"/>
       <w:r>
         <w:t>storage</w:t>
       </w:r>
+      <w:proofErr w:type="spellEnd"/>
     </w:p>
     <w:p>
       <w:r>
@@ -957,14 +1150,21 @@
       </w:r>
     </w:p>
     <w:p>
+      <w:proofErr w:type="spellStart"/>
       <w:r>
         <w:t>remember</w:t>
       </w:r>
-    </w:p>
-    <w:p>
-      <w:r>
-        <w:t>rate limit</w:t>
-      </w:r>
+      <w:proofErr w:type="spellEnd"/>
+    </w:p>
+    <w:p>
+      <w:r>
+        <w:t xml:space="preserve">rate </w:t>
+      </w:r>
+      <w:proofErr w:type="spellStart"/>
+      <w:r>
+        <w:t>limit</w:t>
+      </w:r>
+      <w:proofErr w:type="spellEnd"/>
     </w:p>
     <w:p>
       <w:r>
@@ -979,7 +1179,7 @@
     <w:p>
       <w:r>
         <w:pict w14:anchorId="22374043">
-          <v:rect id="_x0000_i1125" style="width:0;height:1.5pt" o:hralign="center" o:hrstd="t" o:hr="t" fillcolor="#a0a0a0" stroked="f"/>
+          <v:rect id="_x0000_i1029" style="width:0;height:1.5pt" o:hralign="center" o:hrstd="t" o:hr="t" fillcolor="#a0a0a0" stroked="f"/>
         </w:pict>
       </w:r>
     </w:p>
@@ -1010,7 +1210,15 @@
     </w:p>
     <w:p>
       <w:r>
-        <w:t>Hoje tudo gira em torno do ItemControle.</w:t>
+        <w:t xml:space="preserve">Hoje tudo gira em torno do </w:t>
+      </w:r>
+      <w:proofErr w:type="spellStart"/>
+      <w:r>
+        <w:t>ItemControle</w:t>
+      </w:r>
+      <w:proofErr w:type="spellEnd"/>
+      <w:r>
+        <w:t>.</w:t>
       </w:r>
     </w:p>
     <w:p>
@@ -1024,9 +1232,11 @@
       </w:r>
     </w:p>
     <w:p>
+      <w:proofErr w:type="spellStart"/>
       <w:r>
         <w:t>ItemControle</w:t>
       </w:r>
+      <w:proofErr w:type="spellEnd"/>
     </w:p>
     <w:p>
       <w:r>
@@ -1077,7 +1287,7 @@
     <w:p>
       <w:r>
         <w:pict w14:anchorId="3CA9169E">
-          <v:rect id="_x0000_i1126" style="width:0;height:1.5pt" o:hralign="center" o:hrstd="t" o:hr="t" fillcolor="#a0a0a0" stroked="f"/>
+          <v:rect id="_x0000_i1030" style="width:0;height:1.5pt" o:hralign="center" o:hrstd="t" o:hr="t" fillcolor="#a0a0a0" stroked="f"/>
         </w:pict>
       </w:r>
     </w:p>
@@ -1127,9 +1337,11 @@
       </w:r>
     </w:p>
     <w:p>
+      <w:proofErr w:type="spellStart"/>
       <w:r>
         <w:t>ItemControle</w:t>
       </w:r>
+      <w:proofErr w:type="spellEnd"/>
     </w:p>
     <w:p>
       <w:r>
@@ -1209,7 +1421,7 @@
     <w:p>
       <w:r>
         <w:pict w14:anchorId="3DD581CB">
-          <v:rect id="_x0000_i1127" style="width:0;height:1.5pt" o:hralign="center" o:hrstd="t" o:hr="t" fillcolor="#a0a0a0" stroked="f"/>
+          <v:rect id="_x0000_i1031" style="width:0;height:1.5pt" o:hralign="center" o:hrstd="t" o:hr="t" fillcolor="#a0a0a0" stroked="f"/>
         </w:pict>
       </w:r>
     </w:p>
@@ -1234,15 +1446,19 @@
       </w:r>
     </w:p>
     <w:p>
+      <w:proofErr w:type="spellStart"/>
       <w:r>
         <w:lastRenderedPageBreak/>
         <w:t>PrazzuSlaEngine</w:t>
       </w:r>
-    </w:p>
-    <w:p>
+      <w:proofErr w:type="spellEnd"/>
+    </w:p>
+    <w:p>
+      <w:proofErr w:type="spellStart"/>
       <w:r>
         <w:t>PrazzuSlaService</w:t>
       </w:r>
+      <w:proofErr w:type="spellEnd"/>
     </w:p>
     <w:p>
       <w:r>
@@ -1307,7 +1523,7 @@
     <w:p>
       <w:r>
         <w:pict w14:anchorId="42E10CC8">
-          <v:rect id="_x0000_i1128" style="width:0;height:1.5pt" o:hralign="center" o:hrstd="t" o:hr="t" fillcolor="#a0a0a0" stroked="f"/>
+          <v:rect id="_x0000_i1032" style="width:0;height:1.5pt" o:hralign="center" o:hrstd="t" o:hr="t" fillcolor="#a0a0a0" stroked="f"/>
         </w:pict>
       </w:r>
     </w:p>
@@ -1332,9 +1548,11 @@
       </w:r>
     </w:p>
     <w:p>
+      <w:proofErr w:type="spellStart"/>
       <w:r>
         <w:t>Notifications</w:t>
       </w:r>
+      <w:proofErr w:type="spellEnd"/>
     </w:p>
     <w:p>
       <w:r>
@@ -1342,19 +1560,33 @@
       </w:r>
     </w:p>
     <w:p>
-      <w:r>
-        <w:t>Database Notification</w:t>
-      </w:r>
-    </w:p>
-    <w:p>
+      <w:proofErr w:type="spellStart"/>
+      <w:r>
+        <w:t>Database</w:t>
+      </w:r>
+      <w:proofErr w:type="spellEnd"/>
+      <w:r>
+        <w:t xml:space="preserve"> </w:t>
+      </w:r>
+      <w:proofErr w:type="spellStart"/>
+      <w:r>
+        <w:t>Notification</w:t>
+      </w:r>
+      <w:proofErr w:type="spellEnd"/>
+    </w:p>
+    <w:p>
+      <w:proofErr w:type="spellStart"/>
       <w:r>
         <w:t>Scheduler</w:t>
       </w:r>
-    </w:p>
-    <w:p>
+      <w:proofErr w:type="spellEnd"/>
+    </w:p>
+    <w:p>
+      <w:proofErr w:type="spellStart"/>
       <w:r>
         <w:t>Commands</w:t>
       </w:r>
+      <w:proofErr w:type="spellEnd"/>
     </w:p>
     <w:p>
       <w:r>
@@ -1367,9 +1599,11 @@
       </w:r>
     </w:p>
     <w:p>
+      <w:proofErr w:type="spellStart"/>
       <w:r>
         <w:t>Deduplicação</w:t>
       </w:r>
+      <w:proofErr w:type="spellEnd"/>
     </w:p>
     <w:p>
       <w:r>
@@ -1395,7 +1629,7 @@
     <w:p>
       <w:r>
         <w:pict w14:anchorId="4EB42BCC">
-          <v:rect id="_x0000_i1129" style="width:0;height:1.5pt" o:hralign="center" o:hrstd="t" o:hr="t" fillcolor="#a0a0a0" stroked="f"/>
+          <v:rect id="_x0000_i1033" style="width:0;height:1.5pt" o:hralign="center" o:hrstd="t" o:hr="t" fillcolor="#a0a0a0" stroked="f"/>
         </w:pict>
       </w:r>
     </w:p>
@@ -1502,7 +1736,7 @@
     <w:p>
       <w:r>
         <w:pict w14:anchorId="71011476">
-          <v:rect id="_x0000_i1130" style="width:0;height:1.5pt" o:hralign="center" o:hrstd="t" o:hr="t" fillcolor="#a0a0a0" stroked="f"/>
+          <v:rect id="_x0000_i1034" style="width:0;height:1.5pt" o:hralign="center" o:hrstd="t" o:hr="t" fillcolor="#a0a0a0" stroked="f"/>
         </w:pict>
       </w:r>
     </w:p>
@@ -1527,9 +1761,11 @@
       </w:r>
     </w:p>
     <w:p>
+      <w:proofErr w:type="spellStart"/>
       <w:r>
         <w:t>Storage</w:t>
       </w:r>
+      <w:proofErr w:type="spellEnd"/>
     </w:p>
     <w:p>
       <w:r>
@@ -1573,9 +1809,11 @@
       </w:r>
     </w:p>
     <w:p>
+      <w:proofErr w:type="spellStart"/>
       <w:r>
         <w:t>ItemControle</w:t>
       </w:r>
+      <w:proofErr w:type="spellEnd"/>
     </w:p>
     <w:p>
       <w:r>
@@ -1590,7 +1828,7 @@
     <w:p>
       <w:r>
         <w:pict w14:anchorId="517AED86">
-          <v:rect id="_x0000_i1131" style="width:0;height:1.5pt" o:hralign="center" o:hrstd="t" o:hr="t" fillcolor="#a0a0a0" stroked="f"/>
+          <v:rect id="_x0000_i1035" style="width:0;height:1.5pt" o:hralign="center" o:hrstd="t" o:hr="t" fillcolor="#a0a0a0" stroked="f"/>
         </w:pict>
       </w:r>
     </w:p>
@@ -1610,9 +1848,11 @@
       </w:r>
     </w:p>
     <w:p>
+      <w:proofErr w:type="spellStart"/>
       <w:r>
         <w:t>Asaas</w:t>
       </w:r>
+      <w:proofErr w:type="spellEnd"/>
     </w:p>
     <w:p>
       <w:r>
@@ -1630,9 +1870,11 @@
       </w:r>
     </w:p>
     <w:p>
+      <w:proofErr w:type="spellStart"/>
       <w:r>
         <w:t>Webhook</w:t>
       </w:r>
+      <w:proofErr w:type="spellEnd"/>
     </w:p>
     <w:p>
       <w:r>
@@ -1677,7 +1919,7 @@
     <w:p>
       <w:r>
         <w:pict w14:anchorId="73F714DA">
-          <v:rect id="_x0000_i1132" style="width:0;height:1.5pt" o:hralign="center" o:hrstd="t" o:hr="t" fillcolor="#a0a0a0" stroked="f"/>
+          <v:rect id="_x0000_i1036" style="width:0;height:1.5pt" o:hralign="center" o:hrstd="t" o:hr="t" fillcolor="#a0a0a0" stroked="f"/>
         </w:pict>
       </w:r>
     </w:p>
@@ -1702,9 +1944,11 @@
       </w:r>
     </w:p>
     <w:p>
+      <w:proofErr w:type="spellStart"/>
       <w:r>
         <w:t>Observers</w:t>
       </w:r>
+      <w:proofErr w:type="spellEnd"/>
     </w:p>
     <w:p>
       <w:r>
@@ -1712,9 +1956,11 @@
       </w:r>
     </w:p>
     <w:p>
+      <w:proofErr w:type="spellStart"/>
       <w:r>
         <w:t>Timeline</w:t>
       </w:r>
+      <w:proofErr w:type="spellEnd"/>
     </w:p>
     <w:p>
       <w:r>
@@ -1723,14 +1969,21 @@
       </w:r>
     </w:p>
     <w:p>
+      <w:proofErr w:type="spellStart"/>
       <w:r>
         <w:t>Activity</w:t>
       </w:r>
-    </w:p>
-    <w:p>
-      <w:r>
-        <w:t>Before/After</w:t>
-      </w:r>
+      <w:proofErr w:type="spellEnd"/>
+    </w:p>
+    <w:p>
+      <w:r>
+        <w:t>Before/</w:t>
+      </w:r>
+      <w:proofErr w:type="spellStart"/>
+      <w:r>
+        <w:t>After</w:t>
+      </w:r>
+      <w:proofErr w:type="spellEnd"/>
     </w:p>
     <w:p>
       <w:r>
@@ -1775,7 +2028,7 @@
     <w:p>
       <w:r>
         <w:pict w14:anchorId="68E7F3F7">
-          <v:rect id="_x0000_i1133" style="width:0;height:1.5pt" o:hralign="center" o:hrstd="t" o:hr="t" fillcolor="#a0a0a0" stroked="f"/>
+          <v:rect id="_x0000_i1037" style="width:0;height:1.5pt" o:hralign="center" o:hrstd="t" o:hr="t" fillcolor="#a0a0a0" stroked="f"/>
         </w:pict>
       </w:r>
     </w:p>
@@ -1800,9 +2053,11 @@
       </w:r>
     </w:p>
     <w:p>
+      <w:proofErr w:type="spellStart"/>
       <w:r>
         <w:t>Sidebar</w:t>
       </w:r>
+      <w:proofErr w:type="spellEnd"/>
     </w:p>
     <w:p>
       <w:r>
@@ -1867,7 +2122,7 @@
     <w:p>
       <w:r>
         <w:pict w14:anchorId="258745D7">
-          <v:rect id="_x0000_i1134" style="width:0;height:1.5pt" o:hralign="center" o:hrstd="t" o:hr="t" fillcolor="#a0a0a0" stroked="f"/>
+          <v:rect id="_x0000_i1038" style="width:0;height:1.5pt" o:hralign="center" o:hrstd="t" o:hr="t" fillcolor="#a0a0a0" stroked="f"/>
         </w:pict>
       </w:r>
     </w:p>
@@ -1903,19 +2158,25 @@
       </w:r>
     </w:p>
     <w:p>
+      <w:proofErr w:type="spellStart"/>
       <w:r>
         <w:t>Lazy</w:t>
       </w:r>
-    </w:p>
-    <w:p>
+      <w:proofErr w:type="spellEnd"/>
+    </w:p>
+    <w:p>
+      <w:proofErr w:type="spellStart"/>
       <w:r>
         <w:t>Eager</w:t>
       </w:r>
-    </w:p>
-    <w:p>
+      <w:proofErr w:type="spellEnd"/>
+    </w:p>
+    <w:p>
+      <w:proofErr w:type="spellStart"/>
       <w:r>
         <w:t>Filament</w:t>
       </w:r>
+      <w:proofErr w:type="spellEnd"/>
     </w:p>
     <w:p>
       <w:r>
@@ -1923,9 +2184,11 @@
       </w:r>
     </w:p>
     <w:p>
+      <w:proofErr w:type="spellStart"/>
       <w:r>
         <w:t>Queues</w:t>
       </w:r>
+      <w:proofErr w:type="spellEnd"/>
     </w:p>
     <w:p>
       <w:r>
@@ -1933,14 +2196,18 @@
       </w:r>
     </w:p>
     <w:p>
+      <w:proofErr w:type="spellStart"/>
       <w:r>
         <w:t>Scheduler</w:t>
       </w:r>
-    </w:p>
-    <w:p>
+      <w:proofErr w:type="spellEnd"/>
+    </w:p>
+    <w:p>
+      <w:proofErr w:type="spellStart"/>
       <w:r>
         <w:t>Memory</w:t>
       </w:r>
+      <w:proofErr w:type="spellEnd"/>
     </w:p>
     <w:p>
       <w:r>
@@ -1960,7 +2227,7 @@
     <w:p>
       <w:r>
         <w:pict w14:anchorId="518F0D4A">
-          <v:rect id="_x0000_i1135" style="width:0;height:1.5pt" o:hralign="center" o:hrstd="t" o:hr="t" fillcolor="#a0a0a0" stroked="f"/>
+          <v:rect id="_x0000_i1039" style="width:0;height:1.5pt" o:hralign="center" o:hrstd="t" o:hr="t" fillcolor="#a0a0a0" stroked="f"/>
         </w:pict>
       </w:r>
     </w:p>
@@ -1980,19 +2247,25 @@
       </w:r>
     </w:p>
     <w:p>
+      <w:proofErr w:type="spellStart"/>
       <w:r>
         <w:t>PHPStan</w:t>
       </w:r>
-    </w:p>
-    <w:p>
+      <w:proofErr w:type="spellEnd"/>
+    </w:p>
+    <w:p>
+      <w:proofErr w:type="spellStart"/>
       <w:r>
         <w:t>Pint</w:t>
       </w:r>
-    </w:p>
-    <w:p>
+      <w:proofErr w:type="spellEnd"/>
+    </w:p>
+    <w:p>
+      <w:proofErr w:type="spellStart"/>
       <w:r>
         <w:t>Larastan</w:t>
       </w:r>
+      <w:proofErr w:type="spellEnd"/>
     </w:p>
     <w:p>
       <w:r>
@@ -2010,9 +2283,11 @@
       </w:r>
     </w:p>
     <w:p>
+      <w:proofErr w:type="spellStart"/>
       <w:r>
         <w:t>Smoke</w:t>
       </w:r>
+      <w:proofErr w:type="spellEnd"/>
     </w:p>
     <w:p>
       <w:r>
@@ -2048,7 +2323,7 @@
     <w:p>
       <w:r>
         <w:pict w14:anchorId="77FDB4F5">
-          <v:rect id="_x0000_i1136" style="width:0;height:1.5pt" o:hralign="center" o:hrstd="t" o:hr="t" fillcolor="#a0a0a0" stroked="f"/>
+          <v:rect id="_x0000_i1040" style="width:0;height:1.5pt" o:hralign="center" o:hrstd="t" o:hr="t" fillcolor="#a0a0a0" stroked="f"/>
         </w:pict>
       </w:r>
     </w:p>
@@ -2239,9 +2514,11 @@
       </w:r>
     </w:p>
     <w:p>
+      <w:proofErr w:type="spellStart"/>
       <w:r>
         <w:t>Deploy</w:t>
       </w:r>
+      <w:proofErr w:type="spellEnd"/>
     </w:p>
     <w:p>
       <w:r>
@@ -2249,9 +2526,11 @@
       </w:r>
     </w:p>
     <w:p>
+      <w:proofErr w:type="spellStart"/>
       <w:r>
         <w:t>Rollback</w:t>
       </w:r>
+      <w:proofErr w:type="spellEnd"/>
     </w:p>
     <w:p>
       <w:r>
@@ -2274,6 +2553,278 @@
       </w:r>
     </w:p>
     <w:p/>
+    <w:p/>
+    <w:p/>
+    <w:p>
+      <w:r>
+        <w:t xml:space="preserve">  </w:t>
+      </w:r>
+      <w:r>
+        <w:rPr>
+          <w:b/>
+          <w:bCs/>
+        </w:rPr>
+        <w:t>Lote 0 — Auditoria completa sem alterar código</w:t>
+      </w:r>
+      <w:r>
+        <w:t xml:space="preserve"> </w:t>
+      </w:r>
+    </w:p>
+    <w:p>
+      <w:r>
+        <w:t xml:space="preserve">  </w:t>
+      </w:r>
+      <w:r>
+        <w:rPr>
+          <w:b/>
+          <w:bCs/>
+        </w:rPr>
+        <w:t>Lote 1 — Ambiente e infraestrutura</w:t>
+      </w:r>
+      <w:r>
+        <w:t xml:space="preserve"> </w:t>
+      </w:r>
+    </w:p>
+    <w:p>
+      <w:r>
+        <w:t xml:space="preserve">  </w:t>
+      </w:r>
+      <w:r>
+        <w:rPr>
+          <w:b/>
+          <w:bCs/>
+        </w:rPr>
+        <w:t>Lote 2 — Banco de dados</w:t>
+      </w:r>
+      <w:r>
+        <w:t xml:space="preserve"> </w:t>
+      </w:r>
+    </w:p>
+    <w:p>
+      <w:r>
+        <w:t xml:space="preserve">  </w:t>
+      </w:r>
+      <w:r>
+        <w:rPr>
+          <w:b/>
+          <w:bCs/>
+        </w:rPr>
+        <w:t>Lote 3 — Segurança e permissões</w:t>
+      </w:r>
+      <w:r>
+        <w:t xml:space="preserve"> </w:t>
+      </w:r>
+    </w:p>
+    <w:p>
+      <w:r>
+        <w:t xml:space="preserve">  </w:t>
+      </w:r>
+      <w:r>
+        <w:rPr>
+          <w:b/>
+          <w:bCs/>
+        </w:rPr>
+        <w:t xml:space="preserve">Lote 4 — Arquitetura do núcleo / </w:t>
+      </w:r>
+      <w:proofErr w:type="spellStart"/>
+      <w:r>
+        <w:rPr>
+          <w:b/>
+          <w:bCs/>
+        </w:rPr>
+        <w:t>ItemControle</w:t>
+      </w:r>
+      <w:proofErr w:type="spellEnd"/>
+      <w:r>
+        <w:t xml:space="preserve"> </w:t>
+      </w:r>
+    </w:p>
+    <w:p>
+      <w:r>
+        <w:t xml:space="preserve">  </w:t>
+      </w:r>
+      <w:r>
+        <w:rPr>
+          <w:b/>
+          <w:bCs/>
+        </w:rPr>
+        <w:t>Lote 5 — Fluxo operacional</w:t>
+      </w:r>
+      <w:r>
+        <w:t xml:space="preserve"> </w:t>
+      </w:r>
+    </w:p>
+    <w:p>
+      <w:r>
+        <w:t xml:space="preserve">  </w:t>
+      </w:r>
+      <w:r>
+        <w:rPr>
+          <w:b/>
+          <w:bCs/>
+        </w:rPr>
+        <w:t>Lote 6 — SLA e motor de prazo</w:t>
+      </w:r>
+      <w:r>
+        <w:t xml:space="preserve"> </w:t>
+      </w:r>
+    </w:p>
+    <w:p>
+      <w:r>
+        <w:t xml:space="preserve">  </w:t>
+      </w:r>
+      <w:r>
+        <w:rPr>
+          <w:b/>
+          <w:bCs/>
+        </w:rPr>
+        <w:t>Lote 7 — Notificações</w:t>
+      </w:r>
+      <w:r>
+        <w:t xml:space="preserve"> </w:t>
+      </w:r>
+    </w:p>
+    <w:p>
+      <w:r>
+        <w:lastRenderedPageBreak/>
+        <w:t xml:space="preserve">  </w:t>
+      </w:r>
+      <w:r>
+        <w:rPr>
+          <w:b/>
+          <w:bCs/>
+        </w:rPr>
+        <w:t>Lote 8 — Portal do Cliente</w:t>
+      </w:r>
+      <w:r>
+        <w:t xml:space="preserve"> </w:t>
+      </w:r>
+    </w:p>
+    <w:p>
+      <w:r>
+        <w:t xml:space="preserve">  </w:t>
+      </w:r>
+      <w:r>
+        <w:rPr>
+          <w:b/>
+          <w:bCs/>
+        </w:rPr>
+        <w:t>Lote 9 — Documentos/</w:t>
+      </w:r>
+      <w:proofErr w:type="spellStart"/>
+      <w:r>
+        <w:rPr>
+          <w:b/>
+          <w:bCs/>
+        </w:rPr>
+        <w:t>storage</w:t>
+      </w:r>
+      <w:proofErr w:type="spellEnd"/>
+      <w:r>
+        <w:t xml:space="preserve"> </w:t>
+      </w:r>
+    </w:p>
+    <w:p>
+      <w:r>
+        <w:t xml:space="preserve">  </w:t>
+      </w:r>
+      <w:r>
+        <w:rPr>
+          <w:b/>
+          <w:bCs/>
+        </w:rPr>
+        <w:t>Lote 10 — Financeiro/</w:t>
+      </w:r>
+      <w:proofErr w:type="spellStart"/>
+      <w:r>
+        <w:rPr>
+          <w:b/>
+          <w:bCs/>
+        </w:rPr>
+        <w:t>Asaas</w:t>
+      </w:r>
+      <w:proofErr w:type="spellEnd"/>
+      <w:r>
+        <w:t xml:space="preserve"> </w:t>
+      </w:r>
+    </w:p>
+    <w:p>
+      <w:r>
+        <w:t xml:space="preserve">  </w:t>
+      </w:r>
+      <w:r>
+        <w:rPr>
+          <w:b/>
+          <w:bCs/>
+        </w:rPr>
+        <w:t>Lote 11 — Auditoria</w:t>
+      </w:r>
+      <w:r>
+        <w:t xml:space="preserve"> </w:t>
+      </w:r>
+    </w:p>
+    <w:p>
+      <w:r>
+        <w:t xml:space="preserve">  </w:t>
+      </w:r>
+      <w:r>
+        <w:rPr>
+          <w:b/>
+          <w:bCs/>
+        </w:rPr>
+        <w:t>Lote 12 — UX e navegação</w:t>
+      </w:r>
+      <w:r>
+        <w:t xml:space="preserve"> </w:t>
+      </w:r>
+    </w:p>
+    <w:p>
+      <w:r>
+        <w:t xml:space="preserve">  </w:t>
+      </w:r>
+      <w:r>
+        <w:rPr>
+          <w:b/>
+          <w:bCs/>
+        </w:rPr>
+        <w:t>Lote 13 — Performance</w:t>
+      </w:r>
+      <w:r>
+        <w:t xml:space="preserve"> </w:t>
+      </w:r>
+    </w:p>
+    <w:p>
+      <w:r>
+        <w:t xml:space="preserve">  </w:t>
+      </w:r>
+      <w:r>
+        <w:rPr>
+          <w:b/>
+          <w:bCs/>
+        </w:rPr>
+        <w:t>Lote 14 — Qualidade/testes</w:t>
+      </w:r>
+      <w:r>
+        <w:t xml:space="preserve"> </w:t>
+      </w:r>
+    </w:p>
+    <w:p>
+      <w:pPr>
+        <w:rPr>
+          <w:u w:val="single"/>
+        </w:rPr>
+      </w:pPr>
+      <w:r>
+        <w:t xml:space="preserve">  </w:t>
+      </w:r>
+      <w:r>
+        <w:rPr>
+          <w:b/>
+          <w:bCs/>
+        </w:rPr>
+        <w:t>Lote 15 — Homologação final</w:t>
+      </w:r>
+    </w:p>
     <w:sectPr>
       <w:pgSz w:w="11906" w:h="16838"/>
       <w:pgMar w:top="1417" w:right="1701" w:bottom="1417" w:left="1701" w:header="708" w:footer="708" w:gutter="0"/>
